--- a/docx_chapters/32_Sec - The_Great_Smoky_Mountains_National_Park.docx
+++ b/docx_chapters/32_Sec - The_Great_Smoky_Mountains_National_Park.docx
@@ -32,7 +32,7 @@
         </w:numPr>
       </w:pPr>
       <w:r>
-        <w:t xml:space="preserve">smokies-region.jpg</w:t>
+        <w:t xml:space="preserve">maps/Smokies_Region_v6.jpg</w:t>
       </w:r>
     </w:p>
     <w:p>
